--- a/backend/data/corpus/DOC-20230817-105.docx
+++ b/backend/data/corpus/DOC-20230817-105.docx
@@ -31,7 +31,7 @@
           <w:b/>
           <w:sz w:val="21"/>
         </w:rPr>
-        <w:t>HCP: Gaspar Ostrander, MD, Riverstone Comprehensive Epilepsy Clinic, Burlington, VT (RSM)</w:t>
+        <w:t>HCP: Yannick Harkness, MD, Granite Bay Epilepsy Center, Hartford, CT (RSM)</w:t>
       </w:r>
     </w:p>
     <w:p>
@@ -46,7 +46,7 @@
         <w:rPr>
           <w:sz w:val="21"/>
         </w:rPr>
-        <w:t>A brief meeting at the nurses' station, first one this quarter.</w:t>
+        <w:t>Caught a fragmented window at the end of the clinic list between patients.</w:t>
       </w:r>
     </w:p>
     <w:p>
@@ -61,7 +61,7 @@
         <w:rPr>
           <w:sz w:val="21"/>
         </w:rPr>
-        <w:t>Left it at that, with a call later this month to be scheduled.</w:t>
+        <w:t>Agreed to reconnect at a follow-up appointment; nothing that needed follow-up.</w:t>
       </w:r>
     </w:p>
     <w:p>
@@ -76,7 +76,22 @@
         <w:rPr>
           <w:sz w:val="21"/>
         </w:rPr>
-        <w:t>Referenced a review that circulated on the service in passing.</w:t>
+        <w:t>Titration scheduling is handled by nursing staff, which the practice finds workable.</w:t>
+      </w:r>
+    </w:p>
+    <w:p>
+      <w:r>
+        <w:rPr>
+          <w:sz w:val="21"/>
+        </w:rPr>
+      </w:r>
+    </w:p>
+    <w:p>
+      <w:r>
+        <w:rPr>
+          <w:sz w:val="21"/>
+        </w:rPr>
+        <w:t>Mostly small talk about the program and the venue.</w:t>
       </w:r>
     </w:p>
     <w:sectPr>
